--- a/github/k/Survey1_Word_for_Mendeley/Survey1_Supplement_cite_by_hand.docx
+++ b/github/k/Survey1_Word_for_Mendeley/Survey1_Supplement_cite_by_hand.docx
@@ -308,33 +308,7 @@
         <w:t xml:space="preserve"> </w:t>
       </w:r>
       <w:r>
-        <w:t xml:space="preserve">denotes a simulated robot environment;</w:t>
-      </w:r>
-      <w:r>
-        <w:t xml:space="preserve"> </w:t>
-      </w:r>
-      <m:oMath>
-        <m:sSup>
-          <m:e>
-            <m:r>
-              <m:t>​</m:t>
-            </m:r>
-          </m:e>
-          <m:sup>
-            <m:r>
-              <m:rPr>
-                <m:sty m:val="p"/>
-              </m:rPr>
-              <m:t>†</m:t>
-            </m:r>
-          </m:sup>
-        </m:sSup>
-      </m:oMath>
-      <w:r>
-        <w:t xml:space="preserve"> </w:t>
-      </w:r>
-      <w:r>
-        <w:t xml:space="preserve">marks studies available only as preprints when they were graded.</w:t>
+        <w:t xml:space="preserve">denotes a simulated robot environment; † marks studies available only as preprints when they were graded.</w:t>
       </w:r>
     </w:p>
     <w:tbl>
@@ -343,7 +317,7 @@
         <w:tblW w:type="pct" w:w="5000"/>
         <w:tblLook w:firstRow="1" w:lastRow="0" w:firstColumn="0" w:lastColumn="0" w:noHBand="0" w:noVBand="0" w:val="0020"/>
         <w:jc w:val="start"/>
-        <w:tblCaption w:val="Table S1. Evidence table for the 72 primary studies. The evidence level (Table 2 of the main article) is given in parentheses after each study; “sim.” denotes a simulated robot environment; ^\dagger marks studies available only as preprints when they were graded."/>
+        <w:tblCaption w:val="Table S1. Evidence table for the 72 primary studies. The evidence level (Table 2 of the main article) is given in parentheses after each study; “sim.” denotes a simulated robot environment; † marks studies available only as preprints when they were graded."/>
       </w:tblPr>
       <w:tblGrid>
         <w:gridCol w:w="950"/>
@@ -968,28 +942,8 @@
               </w:rPr>
               <w:t xml:space="preserve">(2025)</w:t>
             </w:r>
-            <m:oMath>
-              <m:sSup>
-                <m:e>
-                  <m:r>
-                    <m:t>​</m:t>
-                  </m:r>
-                </m:e>
-                <m:sup>
-                  <m:r>
-                    <m:rPr>
-                      <m:sty m:val="p"/>
-                    </m:rPr>
-                    <m:t>†</m:t>
-                  </m:r>
-                </m:sup>
-              </m:sSup>
-            </m:oMath>
-            <w:r>
-              <w:t xml:space="preserve"> </w:t>
-            </w:r>
-            <w:r>
-              <w:t xml:space="preserve">(Review)</w:t>
+            <w:r>
+              <w:t xml:space="preserve">† (Review)</w:t>
             </w:r>
           </w:p>
         </w:tc>
@@ -1629,18 +1583,7 @@
               <w:jc w:val="left"/>
             </w:pPr>
             <w:r>
-              <w:t xml:space="preserve">Simulation of a real DENSO plant layout with 10 AGVs (</w:t>
-            </w:r>
-            <m:oMath>
-              <m:r>
-                <m:rPr>
-                  <m:sty m:val="p"/>
-                </m:rPr>
-                <m:t>≤</m:t>
-              </m:r>
-            </m:oMath>
-            <w:r>
-              <w:t xml:space="preserve">60 binary variables); D-Wave 2000Q, Fujitsu Digital Annealer and Gurobi compared with the conventional rule-based control</w:t>
+              <w:t xml:space="preserve">Simulation of a real DENSO plant layout with 10 AGVs (≤ q60 binary variables); D-Wave 2000Q, Fujitsu Digital Annealer and Gurobi compared with the conventional rule-based control</w:t>
             </w:r>
           </w:p>
         </w:tc>
@@ -1739,24 +1682,7 @@
               <w:jc w:val="left"/>
             </w:pPr>
             <w:r>
-              <w:t xml:space="preserve">Commercial AGV operating-system layout (154 m</w:t>
-            </w:r>
-            <w:r>
-              <w:t xml:space="preserve"> </w:t>
-            </w:r>
-            <m:oMath>
-              <m:r>
-                <m:rPr>
-                  <m:sty m:val="p"/>
-                </m:rPr>
-                <m:t>×</m:t>
-              </m:r>
-            </m:oMath>
-            <w:r>
-              <w:t xml:space="preserve"> </w:t>
-            </w:r>
-            <w:r>
-              <w:t xml:space="preserve">298 m, 8,242 tags) with real warehouse request data; AGV simulator with up to 1,000 AGVs</w:t>
+              <w:t xml:space="preserve">Commercial AGV operating-system layout (154 m × 298 m, 8,242 tags) with real warehouse request data; AGV simulator with up to 1,000 AGVs</w:t>
             </w:r>
           </w:p>
         </w:tc>
@@ -2065,21 +1991,7 @@
               <w:jc w:val="left"/>
             </w:pPr>
             <w:r>
-              <w:t xml:space="preserve">Gurobi reached comparable quality 10–100</w:t>
-            </w:r>
-            <m:oMath>
-              <m:r>
-                <m:rPr>
-                  <m:sty m:val="p"/>
-                </m:rPr>
-                <m:t>×</m:t>
-              </m:r>
-            </m:oMath>
-            <w:r>
-              <w:t xml:space="preserve"> </w:t>
-            </w:r>
-            <w:r>
-              <w:t xml:space="preserve">faster on smaller instances; Fujitsu’s quantum-inspired hybrid was better on the largest instances; D-Wave showed only some opportunities</w:t>
+              <w:t xml:space="preserve">Gurobi reached comparable quality 10–100× faster on smaller instances; Fujitsu’s quantum-inspired hybrid was better on the largest instances; D-Wave showed only some opportunities</w:t>
             </w:r>
           </w:p>
         </w:tc>
@@ -3007,28 +2919,8 @@
               </w:rPr>
               <w:t xml:space="preserve">(2018)</w:t>
             </w:r>
-            <m:oMath>
-              <m:sSup>
-                <m:e>
-                  <m:r>
-                    <m:t>​</m:t>
-                  </m:r>
-                </m:e>
-                <m:sup>
-                  <m:r>
-                    <m:rPr>
-                      <m:sty m:val="p"/>
-                    </m:rPr>
-                    <m:t>†</m:t>
-                  </m:r>
-                </m:sup>
-              </m:sSup>
-            </m:oMath>
-            <w:r>
-              <w:t xml:space="preserve"> </w:t>
-            </w:r>
-            <w:r>
-              <w:t xml:space="preserve">(L3)</w:t>
+            <w:r>
+              <w:t xml:space="preserve">† (L3)</w:t>
             </w:r>
           </w:p>
         </w:tc>
@@ -3173,18 +3065,7 @@
               <w:jc w:val="left"/>
             </w:pPr>
             <w:r>
-              <w:t xml:space="preserve">58-state Markov grid; 600</w:t>
-            </w:r>
-            <m:oMath>
-              <m:r>
-                <m:rPr>
-                  <m:sty m:val="p"/>
-                </m:rPr>
-                <m:t>×</m:t>
-              </m:r>
-            </m:oMath>
-            <w:r>
-              <w:t xml:space="preserve">400-grid simulated navigation; real two-wheeled MT-R robot</w:t>
+              <w:t xml:space="preserve">58-state Markov grid; 600×400-grid simulated navigation; real two-wheeled MT-R robot</w:t>
             </w:r>
           </w:p>
         </w:tc>
@@ -3382,110 +3263,19 @@
               <w:jc w:val="left"/>
             </w:pPr>
             <w:r>
-              <w:t xml:space="preserve">Simulated Turtlebot 2 in 3</w:t>
-            </w:r>
-            <m:oMath>
-              <m:r>
-                <m:rPr>
-                  <m:sty m:val="p"/>
-                </m:rPr>
-                <m:t>×</m:t>
-              </m:r>
-            </m:oMath>
-            <w:r>
-              <w:t xml:space="preserve">3, 4</w:t>
-            </w:r>
-            <m:oMath>
-              <m:r>
-                <m:rPr>
-                  <m:sty m:val="p"/>
-                </m:rPr>
-                <m:t>×</m:t>
-              </m:r>
-            </m:oMath>
-            <w:r>
-              <w:t xml:space="preserve">4 and 5</w:t>
-            </w:r>
-            <m:oMath>
-              <m:r>
-                <m:rPr>
-                  <m:sty m:val="p"/>
-                </m:rPr>
-                <m:t>×</m:t>
-              </m:r>
-            </m:oMath>
-            <w:r>
-              <w:t xml:space="preserve">5 warehouse-like mazes; 4 and 8 qubits; classical DDPG (256</w:t>
-            </w:r>
-            <m:oMath>
-              <m:r>
-                <m:rPr>
-                  <m:sty m:val="p"/>
-                </m:rPr>
-                <m:t>×</m:t>
-              </m:r>
-            </m:oMath>
-            <w:r>
-              <w:t xml:space="preserve">256) baseline</w:t>
-            </w:r>
-          </w:p>
-        </w:tc>
-        <w:tc>
-          <w:tcPr/>
-          <w:p>
-            <w:pPr>
-              <w:pStyle w:val="Compact"/>
-              <w:jc w:val="left"/>
-            </w:pPr>
-            <w:r>
-              <w:t xml:space="preserve">Best quantum model (8 qubits, 851 parameters) solved 3</w:t>
-            </w:r>
-            <m:oMath>
-              <m:r>
-                <m:rPr>
-                  <m:sty m:val="p"/>
-                </m:rPr>
-                <m:t>×</m:t>
-              </m:r>
-            </m:oMath>
-            <w:r>
-              <w:t xml:space="preserve">3 and 4</w:t>
-            </w:r>
-            <m:oMath>
-              <m:r>
-                <m:rPr>
-                  <m:sty m:val="p"/>
-                </m:rPr>
-                <m:t>×</m:t>
-              </m:r>
-            </m:oMath>
-            <w:r>
-              <w:t xml:space="preserve">4 mazes 30/30 but 5</w:t>
-            </w:r>
-            <m:oMath>
-              <m:r>
-                <m:rPr>
-                  <m:sty m:val="p"/>
-                </m:rPr>
-                <m:t>×</m:t>
-              </m:r>
-            </m:oMath>
-            <w:r>
-              <w:t xml:space="preserve">5 only 10/30; classical DDPG (136,451 parameters) solved all 30/30;  200</w:t>
-            </w:r>
-            <m:oMath>
-              <m:r>
-                <m:rPr>
-                  <m:sty m:val="p"/>
-                </m:rPr>
-                <m:t>×</m:t>
-              </m:r>
-            </m:oMath>
-            <w:r>
-              <w:t xml:space="preserve"> </w:t>
-            </w:r>
-            <w:r>
-              <w:t xml:space="preserve">fewer parameters</w:t>
+              <w:t xml:space="preserve">Simulated Turtlebot 2 in 3×3, 4×4 and 5×5 warehouse-like mazes; 4 and 8 qubits; classical DDPG (256×256) baseline</w:t>
+            </w:r>
+          </w:p>
+        </w:tc>
+        <w:tc>
+          <w:tcPr/>
+          <w:p>
+            <w:pPr>
+              <w:pStyle w:val="Compact"/>
+              <w:jc w:val="left"/>
+            </w:pPr>
+            <w:r>
+              <w:t xml:space="preserve">Best quantum model (8 qubits, 851 parameters) solved 3×3 and 4×4 mazes 30/30 but 5×5 only 10/30; classical DDPG (136,451 parameters) solved all 30/30;  200× fewer parameters</w:t>
             </w:r>
           </w:p>
         </w:tc>
@@ -3621,28 +3411,8 @@
               </w:rPr>
               <w:t xml:space="preserve">(2022)</w:t>
             </w:r>
-            <m:oMath>
-              <m:sSup>
-                <m:e>
-                  <m:r>
-                    <m:t>​</m:t>
-                  </m:r>
-                </m:e>
-                <m:sup>
-                  <m:r>
-                    <m:rPr>
-                      <m:sty m:val="p"/>
-                    </m:rPr>
-                    <m:t>†</m:t>
-                  </m:r>
-                </m:sup>
-              </m:sSup>
-            </m:oMath>
-            <w:r>
-              <w:t xml:space="preserve"> </w:t>
-            </w:r>
-            <w:r>
-              <w:t xml:space="preserve">(L4 (sim.))</w:t>
+            <w:r>
+              <w:t xml:space="preserve">† (L4 (sim.))</w:t>
             </w:r>
           </w:p>
         </w:tc>
@@ -3688,47 +3458,19 @@
               <w:jc w:val="left"/>
             </w:pPr>
             <w:r>
-              <w:t xml:space="preserve">Simulated robotic arm reaching task; classical SAC baselines with matched and 100</w:t>
-            </w:r>
-            <m:oMath>
-              <m:r>
-                <m:rPr>
-                  <m:sty m:val="p"/>
-                </m:rPr>
-                <m:t>×</m:t>
-              </m:r>
-            </m:oMath>
-            <w:r>
-              <w:t xml:space="preserve"> </w:t>
-            </w:r>
-            <w:r>
-              <w:t xml:space="preserve">parameter counts</w:t>
-            </w:r>
-          </w:p>
-        </w:tc>
-        <w:tc>
-          <w:tcPr/>
-          <w:p>
-            <w:pPr>
-              <w:pStyle w:val="Compact"/>
-              <w:jc w:val="left"/>
-            </w:pPr>
-            <w:r>
-              <w:t xml:space="preserve">Fully quantum QSAC ( 2,700 parameters) converged, whereas a classical SAC with  3,000 parameters did not; classical SAC needed  100</w:t>
-            </w:r>
-            <m:oMath>
-              <m:r>
-                <m:rPr>
-                  <m:sty m:val="p"/>
-                </m:rPr>
-                <m:t>×</m:t>
-              </m:r>
-            </m:oMath>
-            <w:r>
-              <w:t xml:space="preserve"> </w:t>
-            </w:r>
-            <w:r>
-              <w:t xml:space="preserve">more parameters ( 274k) to match</w:t>
+              <w:t xml:space="preserve">Simulated robotic arm reaching task; classical SAC baselines with matched and 100× parameter counts</w:t>
+            </w:r>
+          </w:p>
+        </w:tc>
+        <w:tc>
+          <w:tcPr/>
+          <w:p>
+            <w:pPr>
+              <w:pStyle w:val="Compact"/>
+              <w:jc w:val="left"/>
+            </w:pPr>
+            <w:r>
+              <w:t xml:space="preserve">Fully quantum QSAC ( 2,700 parameters) converged, whereas a classical SAC with  3,000 parameters did not; classical SAC needed  100× more parameters ( 274k) to match</w:t>
             </w:r>
           </w:p>
         </w:tc>
@@ -3765,28 +3507,8 @@
               </w:rPr>
               <w:t xml:space="preserve">(2025)</w:t>
             </w:r>
-            <m:oMath>
-              <m:sSup>
-                <m:e>
-                  <m:r>
-                    <m:t>​</m:t>
-                  </m:r>
-                </m:e>
-                <m:sup>
-                  <m:r>
-                    <m:rPr>
-                      <m:sty m:val="p"/>
-                    </m:rPr>
-                    <m:t>†</m:t>
-                  </m:r>
-                </m:sup>
-              </m:sSup>
-            </m:oMath>
-            <w:r>
-              <w:t xml:space="preserve"> </w:t>
-            </w:r>
-            <w:r>
-              <w:t xml:space="preserve">(L4 (sim.))</w:t>
+            <w:r>
+              <w:t xml:space="preserve">† (L4 (sim.))</w:t>
             </w:r>
           </w:p>
         </w:tc>
@@ -3881,28 +3603,8 @@
               </w:rPr>
               <w:t xml:space="preserve">(2026)</w:t>
             </w:r>
-            <m:oMath>
-              <m:sSup>
-                <m:e>
-                  <m:r>
-                    <m:t>​</m:t>
-                  </m:r>
-                </m:e>
-                <m:sup>
-                  <m:r>
-                    <m:rPr>
-                      <m:sty m:val="p"/>
-                    </m:rPr>
-                    <m:t>†</m:t>
-                  </m:r>
-                </m:sup>
-              </m:sSup>
-            </m:oMath>
-            <w:r>
-              <w:t xml:space="preserve"> </w:t>
-            </w:r>
-            <w:r>
-              <w:t xml:space="preserve">(L3)</w:t>
+            <w:r>
+              <w:t xml:space="preserve">† (L3)</w:t>
             </w:r>
           </w:p>
         </w:tc>
@@ -3948,40 +3650,7 @@
               <w:jc w:val="left"/>
             </w:pPr>
             <w:r>
-              <w:t xml:space="preserve">20</w:t>
-            </w:r>
-            <m:oMath>
-              <m:r>
-                <m:rPr>
-                  <m:sty m:val="p"/>
-                </m:rPr>
-                <m:t>×</m:t>
-              </m:r>
-            </m:oMath>
-            <w:r>
-              <w:t xml:space="preserve">20, 30</w:t>
-            </w:r>
-            <m:oMath>
-              <m:r>
-                <m:rPr>
-                  <m:sty m:val="p"/>
-                </m:rPr>
-                <m:t>×</m:t>
-              </m:r>
-            </m:oMath>
-            <w:r>
-              <w:t xml:space="preserve">30 and 40</w:t>
-            </w:r>
-            <m:oMath>
-              <m:r>
-                <m:rPr>
-                  <m:sty m:val="p"/>
-                </m:rPr>
-                <m:t>×</m:t>
-              </m:r>
-            </m:oMath>
-            <w:r>
-              <w:t xml:space="preserve">40 grid worlds with static/dynamic obstacles; tabular Q-learning, MLP, SNN and quantum-MLP baselines</w:t>
+              <w:t xml:space="preserve">20×20, 30×30 and 40×40 grid worlds with static/dynamic obstacles; tabular Q-learning, MLP, SNN and quantum-MLP baselines</w:t>
             </w:r>
           </w:p>
         </w:tc>
@@ -4327,28 +3996,8 @@
               </w:rPr>
               <w:t xml:space="preserve">(2025)</w:t>
             </w:r>
-            <m:oMath>
-              <m:sSup>
-                <m:e>
-                  <m:r>
-                    <m:t>​</m:t>
-                  </m:r>
-                </m:e>
-                <m:sup>
-                  <m:r>
-                    <m:rPr>
-                      <m:sty m:val="p"/>
-                    </m:rPr>
-                    <m:t>†</m:t>
-                  </m:r>
-                </m:sup>
-              </m:sSup>
-            </m:oMath>
-            <w:r>
-              <w:t xml:space="preserve"> </w:t>
-            </w:r>
-            <w:r>
-              <w:t xml:space="preserve">(L5)</w:t>
+            <w:r>
+              <w:t xml:space="preserve">† (L5)</w:t>
             </w:r>
           </w:p>
         </w:tc>
@@ -4443,28 +4092,8 @@
               </w:rPr>
               <w:t xml:space="preserve">(2026)</w:t>
             </w:r>
-            <m:oMath>
-              <m:sSup>
-                <m:e>
-                  <m:r>
-                    <m:t>​</m:t>
-                  </m:r>
-                </m:e>
-                <m:sup>
-                  <m:r>
-                    <m:rPr>
-                      <m:sty m:val="p"/>
-                    </m:rPr>
-                    <m:t>†</m:t>
-                  </m:r>
-                </m:sup>
-              </m:sSup>
-            </m:oMath>
-            <w:r>
-              <w:t xml:space="preserve"> </w:t>
-            </w:r>
-            <w:r>
-              <w:t xml:space="preserve">(L3)</w:t>
+            <w:r>
+              <w:t xml:space="preserve">† (L3)</w:t>
             </w:r>
           </w:p>
         </w:tc>
@@ -4609,65 +4238,19 @@
               <w:jc w:val="left"/>
             </w:pPr>
             <w:r>
-              <w:t xml:space="preserve">Grid map with fixed obstacles; Qiskit Aer noiseless simulator on a 16 GB laptop (</w:t>
-            </w:r>
-            <m:oMath>
-              <m:r>
-                <m:rPr>
-                  <m:sty m:val="p"/>
-                </m:rPr>
-                <m:t>≈</m:t>
-              </m:r>
-            </m:oMath>
-            <w:r>
-              <w:t xml:space="preserve">27-qubit limit)</w:t>
-            </w:r>
-          </w:p>
-        </w:tc>
-        <w:tc>
-          <w:tcPr/>
-          <w:p>
-            <w:pPr>
-              <w:pStyle w:val="Compact"/>
-              <w:jc w:val="left"/>
-            </w:pPr>
-            <w:r>
-              <w:t xml:space="preserve">Correct plans found with high success probability; quadratic reduction in search queries</w:t>
-            </w:r>
-            <w:r>
-              <w:t xml:space="preserve"> </w:t>
-            </w:r>
-            <m:oMath>
-              <m:r>
-                <m:t>O</m:t>
-              </m:r>
-              <m:d>
-                <m:dPr>
-                  <m:begChr m:val="("/>
-                  <m:endChr m:val=")"/>
-                  <m:sepChr m:val=""/>
-                  <m:grow/>
-                </m:dPr>
-                <m:e>
-                  <m:rad>
-                    <m:radPr>
-                      <m:degHide m:val="on"/>
-                    </m:radPr>
-                    <m:deg/>
-                    <m:e>
-                      <m:r>
-                        <m:t>N</m:t>
-                      </m:r>
-                    </m:e>
-                  </m:rad>
-                </m:e>
-              </m:d>
-            </m:oMath>
-            <w:r>
-              <w:t xml:space="preserve"> </w:t>
-            </w:r>
-            <w:r>
-              <w:t xml:space="preserve">versus exhaustive tree search</w:t>
+              <w:t xml:space="preserve">Grid map with fixed obstacles; Qiskit Aer noiseless simulator on a 16 GB laptop (≈27-qubit limit)</w:t>
+            </w:r>
+          </w:p>
+        </w:tc>
+        <w:tc>
+          <w:tcPr/>
+          <w:p>
+            <w:pPr>
+              <w:pStyle w:val="Compact"/>
+              <w:jc w:val="left"/>
+            </w:pPr>
+            <w:r>
+              <w:t xml:space="preserve">Correct plans found with high success probability; quadratic reduction in search queries O(√N) versus exhaustive tree search</w:t>
             </w:r>
           </w:p>
         </w:tc>
@@ -4964,21 +4547,7 @@
               <w:jc w:val="left"/>
             </w:pPr>
             <w:r>
-              <w:t xml:space="preserve">Quadratic reduction in search complexity; up to 93</w:t>
-            </w:r>
-            <m:oMath>
-              <m:r>
-                <m:rPr>
-                  <m:sty m:val="p"/>
-                </m:rPr>
-                <m:t>×</m:t>
-              </m:r>
-            </m:oMath>
-            <w:r>
-              <w:t xml:space="preserve"> </w:t>
-            </w:r>
-            <w:r>
-              <w:t xml:space="preserve">speed-up over Nelder-Mead as dimensionality grew (simulated)</w:t>
+              <w:t xml:space="preserve">Quadratic reduction in search complexity; up to 93× speed-up over Nelder-Mead as dimensionality grew (simulated)</w:t>
             </w:r>
           </w:p>
         </w:tc>
@@ -5213,28 +4782,8 @@
               </w:rPr>
               <w:t xml:space="preserve">(2025)</w:t>
             </w:r>
-            <m:oMath>
-              <m:sSup>
-                <m:e>
-                  <m:r>
-                    <m:t>​</m:t>
-                  </m:r>
-                </m:e>
-                <m:sup>
-                  <m:r>
-                    <m:rPr>
-                      <m:sty m:val="p"/>
-                    </m:rPr>
-                    <m:t>†</m:t>
-                  </m:r>
-                </m:sup>
-              </m:sSup>
-            </m:oMath>
-            <w:r>
-              <w:t xml:space="preserve"> </w:t>
-            </w:r>
-            <w:r>
-              <w:t xml:space="preserve">(L3)</w:t>
+            <w:r>
+              <w:t xml:space="preserve">† (L3)</w:t>
             </w:r>
           </w:p>
         </w:tc>
@@ -5428,28 +4977,8 @@
               </w:rPr>
               <w:t xml:space="preserve">(2026)</w:t>
             </w:r>
-            <m:oMath>
-              <m:sSup>
-                <m:e>
-                  <m:r>
-                    <m:t>​</m:t>
-                  </m:r>
-                </m:e>
-                <m:sup>
-                  <m:r>
-                    <m:rPr>
-                      <m:sty m:val="p"/>
-                    </m:rPr>
-                    <m:t>†</m:t>
-                  </m:r>
-                </m:sup>
-              </m:sSup>
-            </m:oMath>
-            <w:r>
-              <w:t xml:space="preserve"> </w:t>
-            </w:r>
-            <w:r>
-              <w:t xml:space="preserve">(L2)</w:t>
+            <w:r>
+              <w:t xml:space="preserve">† (L2)</w:t>
             </w:r>
           </w:p>
         </w:tc>
@@ -5544,28 +5073,8 @@
               </w:rPr>
               <w:t xml:space="preserve">(2024)</w:t>
             </w:r>
-            <m:oMath>
-              <m:sSup>
-                <m:e>
-                  <m:r>
-                    <m:t>​</m:t>
-                  </m:r>
-                </m:e>
-                <m:sup>
-                  <m:r>
-                    <m:rPr>
-                      <m:sty m:val="p"/>
-                    </m:rPr>
-                    <m:t>†</m:t>
-                  </m:r>
-                </m:sup>
-              </m:sSup>
-            </m:oMath>
-            <w:r>
-              <w:t xml:space="preserve"> </w:t>
-            </w:r>
-            <w:r>
-              <w:t xml:space="preserve">(L2)</w:t>
+            <w:r>
+              <w:t xml:space="preserve">† (L2)</w:t>
             </w:r>
           </w:p>
         </w:tc>
@@ -5660,28 +5169,8 @@
               </w:rPr>
               <w:t xml:space="preserve">(2026)</w:t>
             </w:r>
-            <m:oMath>
-              <m:sSup>
-                <m:e>
-                  <m:r>
-                    <m:t>​</m:t>
-                  </m:r>
-                </m:e>
-                <m:sup>
-                  <m:r>
-                    <m:rPr>
-                      <m:sty m:val="p"/>
-                    </m:rPr>
-                    <m:t>†</m:t>
-                  </m:r>
-                </m:sup>
-              </m:sSup>
-            </m:oMath>
-            <w:r>
-              <w:t xml:space="preserve"> </w:t>
-            </w:r>
-            <w:r>
-              <w:t xml:space="preserve">(L2)</w:t>
+            <w:r>
+              <w:t xml:space="preserve">† (L2)</w:t>
             </w:r>
           </w:p>
         </w:tc>
@@ -5727,18 +5216,7 @@
               <w:jc w:val="left"/>
             </w:pPr>
             <w:r>
-              <w:t xml:space="preserve">Grids up to 10</w:t>
-            </w:r>
-            <m:oMath>
-              <m:r>
-                <m:rPr>
-                  <m:sty m:val="p"/>
-                </m:rPr>
-                <m:t>×</m:t>
-              </m:r>
-            </m:oMath>
-            <w:r>
-              <w:t xml:space="preserve">10 with up to four robots; D-Wave simulated annealing and PennyLane-simulated QAOA</w:t>
+              <w:t xml:space="preserve">Grids up to 10×10 with up to four robots; D-Wave simulated annealing and PennyLane-simulated QAOA</w:t>
             </w:r>
           </w:p>
         </w:tc>
@@ -5936,65 +5414,19 @@
               <w:jc w:val="left"/>
             </w:pPr>
             <w:r>
-              <w:t xml:space="preserve">Small 2D grid maps; Qiskit simulation (</w:t>
-            </w:r>
-            <m:oMath>
-              <m:r>
-                <m:rPr>
-                  <m:sty m:val="p"/>
-                </m:rPr>
-                <m:t>≤</m:t>
-              </m:r>
-            </m:oMath>
-            <w:r>
-              <w:t xml:space="preserve">40 qubits) and cloud quantum devices; compared with Monte Carlo localization (MCL)</w:t>
-            </w:r>
-          </w:p>
-        </w:tc>
-        <w:tc>
-          <w:tcPr/>
-          <w:p>
-            <w:pPr>
-              <w:pStyle w:val="Compact"/>
-              <w:jc w:val="left"/>
-            </w:pPr>
-            <w:r>
-              <w:t xml:space="preserve">Correct localization in simulation; theoretical</w:t>
-            </w:r>
-            <w:r>
-              <w:t xml:space="preserve"> </w:t>
-            </w:r>
-            <m:oMath>
-              <m:r>
-                <m:t>O</m:t>
-              </m:r>
-              <m:d>
-                <m:dPr>
-                  <m:begChr m:val="("/>
-                  <m:endChr m:val=")"/>
-                  <m:sepChr m:val=""/>
-                  <m:grow/>
-                </m:dPr>
-                <m:e>
-                  <m:rad>
-                    <m:radPr>
-                      <m:degHide m:val="on"/>
-                    </m:radPr>
-                    <m:deg/>
-                    <m:e>
-                      <m:r>
-                        <m:t>N</m:t>
-                      </m:r>
-                    </m:e>
-                  </m:rad>
-                </m:e>
-              </m:d>
-            </m:oMath>
-            <w:r>
-              <w:t xml:space="preserve"> </w:t>
-            </w:r>
-            <w:r>
-              <w:t xml:space="preserve">vs O(N) query scaling over map cells; accuracy on real devices degraded as map size grew</w:t>
+              <w:t xml:space="preserve">Small 2D grid maps; Qiskit simulation (≤ q40 qubits) and cloud quantum devices; compared with Monte Carlo localization (MCL)</w:t>
+            </w:r>
+          </w:p>
+        </w:tc>
+        <w:tc>
+          <w:tcPr/>
+          <w:p>
+            <w:pPr>
+              <w:pStyle w:val="Compact"/>
+              <w:jc w:val="left"/>
+            </w:pPr>
+            <w:r>
+              <w:t xml:space="preserve">Correct localization in simulation; theoretical O(√N) vs O(N) query scaling over map cells; accuracy on real devices degraded as map size grew</w:t>
             </w:r>
           </w:p>
         </w:tc>
@@ -6192,29 +5624,7 @@
               <w:jc w:val="left"/>
             </w:pPr>
             <w:r>
-              <w:t xml:space="preserve">Acceleration vector at 1 kHz with magnitude accuracy below 10</w:t>
-            </w:r>
-            <w:r>
-              <w:t xml:space="preserve"> </w:t>
-            </w:r>
-            <m:oMath>
-              <m:r>
-                <m:t>μ</m:t>
-              </m:r>
-            </m:oMath>
-            <w:r>
-              <w:t xml:space="preserve">g and 4</w:t>
-            </w:r>
-            <w:r>
-              <w:t xml:space="preserve"> </w:t>
-            </w:r>
-            <m:oMath>
-              <m:r>
-                <m:t>μ</m:t>
-              </m:r>
-            </m:oMath>
-            <w:r>
-              <w:t xml:space="preserve">rad pointing accuracy; 50-fold stability gain over classical accelerometers</w:t>
+              <w:t xml:space="preserve">Acceleration vector at 1 kHz with magnitude accuracy below 10 µg and 4 µrad pointing accuracy; 50-fold stability gain over classical accelerometers</w:t>
             </w:r>
           </w:p>
         </w:tc>
@@ -6251,28 +5661,8 @@
               </w:rPr>
               <w:t xml:space="preserve">(2021)</w:t>
             </w:r>
-            <m:oMath>
-              <m:sSup>
-                <m:e>
-                  <m:r>
-                    <m:t>​</m:t>
-                  </m:r>
-                </m:e>
-                <m:sup>
-                  <m:r>
-                    <m:rPr>
-                      <m:sty m:val="p"/>
-                    </m:rPr>
-                    <m:t>†</m:t>
-                  </m:r>
-                </m:sup>
-              </m:sSup>
-            </m:oMath>
-            <w:r>
-              <w:t xml:space="preserve"> </w:t>
-            </w:r>
-            <w:r>
-              <w:t xml:space="preserve">(L2)</w:t>
+            <w:r>
+              <w:t xml:space="preserve">† (L2)</w:t>
             </w:r>
           </w:p>
         </w:tc>
@@ -6466,28 +5856,8 @@
               </w:rPr>
               <w:t xml:space="preserve">(2025)</w:t>
             </w:r>
-            <m:oMath>
-              <m:sSup>
-                <m:e>
-                  <m:r>
-                    <m:t>​</m:t>
-                  </m:r>
-                </m:e>
-                <m:sup>
-                  <m:r>
-                    <m:rPr>
-                      <m:sty m:val="p"/>
-                    </m:rPr>
-                    <m:t>†</m:t>
-                  </m:r>
-                </m:sup>
-              </m:sSup>
-            </m:oMath>
-            <w:r>
-              <w:t xml:space="preserve"> </w:t>
-            </w:r>
-            <w:r>
-              <w:t xml:space="preserve">(L6)</w:t>
+            <w:r>
+              <w:t xml:space="preserve">† (L6)</w:t>
             </w:r>
           </w:p>
         </w:tc>
@@ -6545,63 +5915,7 @@
               <w:jc w:val="left"/>
             </w:pPr>
             <w:r>
-              <w:t xml:space="preserve">Up to  46</w:t>
-            </w:r>
-            <m:oMath>
-              <m:r>
-                <m:rPr>
-                  <m:sty m:val="p"/>
-                </m:rPr>
-                <m:t>×</m:t>
-              </m:r>
-            </m:oMath>
-            <w:r>
-              <w:t xml:space="preserve"> </w:t>
-            </w:r>
-            <w:r>
-              <w:t xml:space="preserve">lower positioning error than a velocity-aided strategic-grade INS (best final error 22 m, 0.006% of distance);</w:t>
-            </w:r>
-            <w:r>
-              <w:t xml:space="preserve"> </w:t>
-            </w:r>
-            <m:oMath>
-              <m:r>
-                <m:rPr>
-                  <m:sty m:val="p"/>
-                </m:rPr>
-                <m:t>≥</m:t>
-              </m:r>
-            </m:oMath>
-            <w:r>
-              <w:t xml:space="preserve">11</w:t>
-            </w:r>
-            <m:oMath>
-              <m:r>
-                <m:rPr>
-                  <m:sty m:val="p"/>
-                </m:rPr>
-                <m:t>×</m:t>
-              </m:r>
-            </m:oMath>
-            <w:r>
-              <w:t xml:space="preserve"> </w:t>
-            </w:r>
-            <w:r>
-              <w:t xml:space="preserve">better across airborne trials;  7</w:t>
-            </w:r>
-            <m:oMath>
-              <m:r>
-                <m:rPr>
-                  <m:sty m:val="p"/>
-                </m:rPr>
-                <m:t>×</m:t>
-              </m:r>
-            </m:oMath>
-            <w:r>
-              <w:t xml:space="preserve"> </w:t>
-            </w:r>
-            <w:r>
-              <w:t xml:space="preserve">better in the ground vehicle</w:t>
+              <w:t xml:space="preserve">Up to  46× lower positioning error than a velocity-aided strategic-grade INS (best final error 22 m, 0.006% of distance); ≥q11× better across airborne trials;  7× better in the ground vehicle</w:t>
             </w:r>
           </w:p>
         </w:tc>
@@ -6638,28 +5952,8 @@
               </w:rPr>
               <w:t xml:space="preserve">(2020)</w:t>
             </w:r>
-            <m:oMath>
-              <m:sSup>
-                <m:e>
-                  <m:r>
-                    <m:t>​</m:t>
-                  </m:r>
-                </m:e>
-                <m:sup>
-                  <m:r>
-                    <m:rPr>
-                      <m:sty m:val="p"/>
-                    </m:rPr>
-                    <m:t>†</m:t>
-                  </m:r>
-                </m:sup>
-              </m:sSup>
-            </m:oMath>
-            <w:r>
-              <w:t xml:space="preserve"> </w:t>
-            </w:r>
-            <w:r>
-              <w:t xml:space="preserve">(L5 (lab))</w:t>
+            <w:r>
+              <w:t xml:space="preserve">† (L5 (lab))</w:t>
             </w:r>
           </w:p>
         </w:tc>
@@ -6804,18 +6098,7 @@
               <w:jc w:val="left"/>
             </w:pPr>
             <w:r>
-              <w:t xml:space="preserve">Drone (</w:t>
-            </w:r>
-            <m:oMath>
-              <m:r>
-                <m:rPr>
-                  <m:sty m:val="p"/>
-                </m:rPr>
-                <m:t>≤</m:t>
-              </m:r>
-            </m:oMath>
-            <w:r>
-              <w:t xml:space="preserve">30 kg take-off weight) to ground over 200 m</w:t>
+              <w:t xml:space="preserve">Drone (≤ q30 kg take-off weight) to ground over 200 m</w:t>
             </w:r>
           </w:p>
         </w:tc>
@@ -6926,36 +6209,7 @@
               <w:jc w:val="left"/>
             </w:pPr>
             <w:r>
-              <w:t xml:space="preserve">Entanglement distribution at 1 km with CHSH</w:t>
-            </w:r>
-            <w:r>
-              <w:t xml:space="preserve"> </w:t>
-            </w:r>
-            <m:oMath>
-              <m:r>
-                <m:t>S</m:t>
-              </m:r>
-              <m:r>
-                <m:rPr>
-                  <m:sty m:val="p"/>
-                </m:rPr>
-                <m:t>=</m:t>
-              </m:r>
-              <m:r>
-                <m:t>2.59</m:t>
-              </m:r>
-              <m:r>
-                <m:rPr>
-                  <m:sty m:val="p"/>
-                </m:rPr>
-                <m:t>±</m:t>
-              </m:r>
-              <m:r>
-                <m:t>0.11</m:t>
-              </m:r>
-            </m:oMath>
-            <w:r>
-              <w:t xml:space="preserve">, above the classical bound</w:t>
+              <w:t xml:space="preserve">Entanglement distribution at 1 km with CHSH S = 2.59 ± 0.11, above the classical bound</w:t>
             </w:r>
           </w:p>
         </w:tc>
@@ -6992,28 +6246,8 @@
               </w:rPr>
               <w:t xml:space="preserve">(2025)</w:t>
             </w:r>
-            <m:oMath>
-              <m:sSup>
-                <m:e>
-                  <m:r>
-                    <m:t>​</m:t>
-                  </m:r>
-                </m:e>
-                <m:sup>
-                  <m:r>
-                    <m:rPr>
-                      <m:sty m:val="p"/>
-                    </m:rPr>
-                    <m:t>†</m:t>
-                  </m:r>
-                </m:sup>
-              </m:sSup>
-            </m:oMath>
-            <w:r>
-              <w:t xml:space="preserve"> </w:t>
-            </w:r>
-            <w:r>
-              <w:t xml:space="preserve">(L5)</w:t>
+            <w:r>
+              <w:t xml:space="preserve">† (L5)</w:t>
             </w:r>
           </w:p>
         </w:tc>
@@ -7467,21 +6701,7 @@
               <w:jc w:val="left"/>
             </w:pPr>
             <w:r>
-              <w:t xml:space="preserve">About 2</w:t>
-            </w:r>
-            <m:oMath>
-              <m:r>
-                <m:rPr>
-                  <m:sty m:val="p"/>
-                </m:rPr>
-                <m:t>×</m:t>
-              </m:r>
-            </m:oMath>
-            <w:r>
-              <w:t xml:space="preserve"> </w:t>
-            </w:r>
-            <w:r>
-              <w:t xml:space="preserve">faster convergence to 80% task success and  15% higher cumulative reward than the classical agent</w:t>
+              <w:t xml:space="preserve">About 2× faster convergence to 80% task success and  15% higher cumulative reward than the classical agent</w:t>
             </w:r>
           </w:p>
         </w:tc>
@@ -7716,28 +6936,8 @@
               </w:rPr>
               <w:t xml:space="preserve">(2026)</w:t>
             </w:r>
-            <m:oMath>
-              <m:sSup>
-                <m:e>
-                  <m:r>
-                    <m:t>​</m:t>
-                  </m:r>
-                </m:e>
-                <m:sup>
-                  <m:r>
-                    <m:rPr>
-                      <m:sty m:val="p"/>
-                    </m:rPr>
-                    <m:t>†</m:t>
-                  </m:r>
-                </m:sup>
-              </m:sSup>
-            </m:oMath>
-            <w:r>
-              <w:t xml:space="preserve"> </w:t>
-            </w:r>
-            <w:r>
-              <w:t xml:space="preserve">(L2)</w:t>
+            <w:r>
+              <w:t xml:space="preserve">† (L2)</w:t>
             </w:r>
           </w:p>
         </w:tc>
@@ -7882,24 +7082,7 @@
               <w:jc w:val="left"/>
             </w:pPr>
             <w:r>
-              <w:t xml:space="preserve">Bailey’s FastSLAM simulator (90 m</w:t>
-            </w:r>
-            <w:r>
-              <w:t xml:space="preserve"> </w:t>
-            </w:r>
-            <m:oMath>
-              <m:r>
-                <m:rPr>
-                  <m:sty m:val="p"/>
-                </m:rPr>
-                <m:t>×</m:t>
-              </m:r>
-            </m:oMath>
-            <w:r>
-              <w:t xml:space="preserve"> </w:t>
-            </w:r>
-            <w:r>
-              <w:t xml:space="preserve">70 m, 18 landmarks, 20 Monte Carlo runs); Victoria Park outdoor data set</w:t>
+              <w:t xml:space="preserve">Bailey’s FastSLAM simulator (90 m × 70 m, 18 landmarks, 20 Monte Carlo runs); Victoria Park outdoor data set</w:t>
             </w:r>
           </w:p>
         </w:tc>
@@ -17756,81 +16939,7 @@
         <w:t xml:space="preserve">(Antero et al. 2025)</w:t>
       </w:r>
       <w:r>
-        <w:t xml:space="preserve">, and the diffusion step amplifies the marked states; about</w:t>
-      </w:r>
-      <w:r>
-        <w:t xml:space="preserve"> </w:t>
-      </w:r>
-      <m:oMath>
-        <m:f>
-          <m:fPr>
-            <m:type m:val="bar"/>
-          </m:fPr>
-          <m:num>
-            <m:r>
-              <m:t>π</m:t>
-            </m:r>
-          </m:num>
-          <m:den>
-            <m:r>
-              <m:t>4</m:t>
-            </m:r>
-          </m:den>
-        </m:f>
-        <m:rad>
-          <m:radPr>
-            <m:degHide m:val="on"/>
-          </m:radPr>
-          <m:deg/>
-          <m:e>
-            <m:r>
-              <m:t>N</m:t>
-            </m:r>
-            <m:r>
-              <m:rPr>
-                <m:sty m:val="p"/>
-              </m:rPr>
-              <m:t>/</m:t>
-            </m:r>
-            <m:r>
-              <m:t>S</m:t>
-            </m:r>
-          </m:e>
-        </m:rad>
-      </m:oMath>
-      <w:r>
-        <w:t xml:space="preserve"> </w:t>
-      </w:r>
-      <w:r>
-        <w:t xml:space="preserve">repetitions are needed for</w:t>
-      </w:r>
-      <w:r>
-        <w:t xml:space="preserve"> </w:t>
-      </w:r>
-      <m:oMath>
-        <m:r>
-          <m:t>N</m:t>
-        </m:r>
-      </m:oMath>
-      <w:r>
-        <w:t xml:space="preserve"> </w:t>
-      </w:r>
-      <w:r>
-        <w:t xml:space="preserve">candidates and</w:t>
-      </w:r>
-      <w:r>
-        <w:t xml:space="preserve"> </w:t>
-      </w:r>
-      <m:oMath>
-        <m:r>
-          <m:t>S</m:t>
-        </m:r>
-      </m:oMath>
-      <w:r>
-        <w:t xml:space="preserve"> </w:t>
-      </w:r>
-      <w:r>
-        <w:t xml:space="preserve">solutions. Redrawn from the circuit descriptions in those studies.</w:t>
+        <w:t xml:space="preserve">, and the diffusion step amplifies the marked states; about (π/4)√N/S repetitions are needed for N candidates and S solutions. Redrawn from the circuit descriptions in those studies.</w:t>
       </w:r>
     </w:p>
     <w:p>
@@ -17895,21 +17004,7 @@
         <w:t xml:space="preserve"> </w:t>
       </w:r>
       <w:r>
-        <w:t xml:space="preserve">The variational policy template common to the quantum reinforcement-learning studies: the robot state is encoded by data re-uploading, trainable layers are repeated</w:t>
-      </w:r>
-      <w:r>
-        <w:t xml:space="preserve"> </w:t>
-      </w:r>
-      <m:oMath>
-        <m:r>
-          <m:t>L</m:t>
-        </m:r>
-      </m:oMath>
-      <w:r>
-        <w:t xml:space="preserve"> </w:t>
-      </w:r>
-      <w:r>
-        <w:t xml:space="preserve">times, measured expectation values are scaled into actions or values, and a classical optimizer updates the parameters. Adapted from the architectures of Hohenfeld et al.</w:t>
+        <w:t xml:space="preserve">The variational policy template common to the quantum reinforcement-learning studies: the robot state is encoded by data re-uploading, trainable layers are repeated L times, measured expectation values are scaled into actions or values, and a classical optimizer updates the parameters. Adapted from the architectures of Hohenfeld et al.</w:t>
       </w:r>
       <w:r>
         <w:t xml:space="preserve"> </w:t>
@@ -18058,114 +17153,7 @@
         <w:t xml:space="preserve"> </w:t>
       </w:r>
       <w:r>
-        <w:t xml:space="preserve">Why the order of questions matters in quantum probability. A belief state</w:t>
-      </w:r>
-      <w:r>
-        <w:t xml:space="preserve"> </w:t>
-      </w:r>
-      <m:oMath>
-        <m:r>
-          <m:t>ψ</m:t>
-        </m:r>
-      </m:oMath>
-      <w:r>
-        <w:t xml:space="preserve"> </w:t>
-      </w:r>
-      <w:r>
-        <w:t xml:space="preserve">is projected first onto one answer subspace and then onto the other; because the projectors do not commute, the probability of answering yes to both depends on the order. The angles (</w:t>
-      </w:r>
-      <m:oMath>
-        <m:r>
-          <m:t>ψ</m:t>
-        </m:r>
-        <m:r>
-          <m:rPr>
-            <m:sty m:val="p"/>
-          </m:rPr>
-          <m:t>=</m:t>
-        </m:r>
-        <m:sSup>
-          <m:e>
-            <m:r>
-              <m:t>20</m:t>
-            </m:r>
-          </m:e>
-          <m:sup>
-            <m:r>
-              <m:rPr>
-                <m:sty m:val="p"/>
-              </m:rPr>
-              <m:t>∘</m:t>
-            </m:r>
-          </m:sup>
-        </m:sSup>
-      </m:oMath>
-      <w:r>
-        <w:t xml:space="preserve">,</w:t>
-      </w:r>
-      <w:r>
-        <w:t xml:space="preserve"> </w:t>
-      </w:r>
-      <m:oMath>
-        <m:r>
-          <m:t>A</m:t>
-        </m:r>
-        <m:r>
-          <m:rPr>
-            <m:sty m:val="p"/>
-          </m:rPr>
-          <m:t>=</m:t>
-        </m:r>
-        <m:sSup>
-          <m:e>
-            <m:r>
-              <m:t>0</m:t>
-            </m:r>
-          </m:e>
-          <m:sup>
-            <m:r>
-              <m:rPr>
-                <m:sty m:val="p"/>
-              </m:rPr>
-              <m:t>∘</m:t>
-            </m:r>
-          </m:sup>
-        </m:sSup>
-      </m:oMath>
-      <w:r>
-        <w:t xml:space="preserve">,</w:t>
-      </w:r>
-      <w:r>
-        <w:t xml:space="preserve"> </w:t>
-      </w:r>
-      <m:oMath>
-        <m:r>
-          <m:t>B</m:t>
-        </m:r>
-        <m:r>
-          <m:rPr>
-            <m:sty m:val="p"/>
-          </m:rPr>
-          <m:t>=</m:t>
-        </m:r>
-        <m:sSup>
-          <m:e>
-            <m:r>
-              <m:t>55</m:t>
-            </m:r>
-          </m:e>
-          <m:sup>
-            <m:r>
-              <m:rPr>
-                <m:sty m:val="p"/>
-              </m:rPr>
-              <m:t>∘</m:t>
-            </m:r>
-          </m:sup>
-        </m:sSup>
-      </m:oMath>
-      <w:r>
-        <w:t xml:space="preserve">) are illustrative. Adapted from the geometric account of Busemeyer and Bruza</w:t>
+        <w:t xml:space="preserve">Why the order of questions matters in quantum probability. A belief state ψ is projected first onto one answer subspace and then onto the other; because the projectors do not commute, the probability of answering yes to both depends on the order. The angles (ψ = 20°, A = 0°, B = 55°) are illustrative. Adapted from the geometric account of Busemeyer and Bruza</w:t>
       </w:r>
       <w:r>
         <w:t xml:space="preserve"> </w:t>
